--- a/Документация проекта/Руководство пользователя/Руководство_пользователя_КнигоУчёт.docx
+++ b/Документация проекта/Руководство пользователя/Руководство_пользователя_КнигоУчёт.docx
@@ -700,14 +700,16 @@
           <w:color w:val="auto"/>
           <w:lang w:val="ru-RU"/>
         </w:rPr>
-        <w:t xml:space="preserve"> помогает сотруднику библиотеки вести каталог, читательские карточки, выдачи и возвраты, а также </w:t>
-      </w:r>
-      <w:r>
-        <w:rPr>
-          <w:color w:val="auto"/>
-          <w:lang w:val="ru-RU"/>
-        </w:rPr>
-        <w:t>контролировать доступный остаток и просрочки. Работа выполняется в браузере на компьютере, где запущен локальный сервер.</w:t>
+        <w:t xml:space="preserve"> помогает сотруднику библиотеки вести каталог, читательские карточки, выдачи и возвраты, а также контролировать доступный остаток и просрочки. Р</w:t>
+      </w:r>
+      <w:bookmarkStart w:id="0" w:name="_GoBack"/>
+      <w:bookmarkEnd w:id="0"/>
+      <w:r>
+        <w:rPr>
+          <w:color w:val="auto"/>
+          <w:lang w:val="ru-RU"/>
+        </w:rPr>
+        <w:t>абота выполняется в браузере на компьютере, где запущен локальный сервер.</w:t>
       </w:r>
     </w:p>
     <w:p>
@@ -746,13 +748,14 @@
         <w:spacing w:after="40" w:line="300" w:lineRule="auto"/>
         <w:rPr>
           <w:color w:val="auto"/>
-          <w:lang w:val="ru-RU"/>
-        </w:rPr>
-      </w:pPr>
-      <w:r>
-        <w:rPr>
-          <w:color w:val="auto"/>
-          <w:sz w:val="24"/>
+          <w:szCs w:val="28"/>
+          <w:lang w:val="ru-RU"/>
+        </w:rPr>
+      </w:pPr>
+      <w:r>
+        <w:rPr>
+          <w:color w:val="auto"/>
+          <w:szCs w:val="28"/>
           <w:lang w:val="ru-RU"/>
         </w:rPr>
         <w:t xml:space="preserve">Запустите </w:t>
@@ -760,14 +763,14 @@
       <w:r>
         <w:rPr>
           <w:color w:val="auto"/>
-          <w:sz w:val="24"/>
+          <w:szCs w:val="28"/>
         </w:rPr>
         <w:t>start</w:t>
       </w:r>
       <w:r>
         <w:rPr>
           <w:color w:val="auto"/>
-          <w:sz w:val="24"/>
+          <w:szCs w:val="28"/>
           <w:lang w:val="ru-RU"/>
         </w:rPr>
         <w:t>_</w:t>
@@ -775,14 +778,14 @@
       <w:r>
         <w:rPr>
           <w:color w:val="auto"/>
-          <w:sz w:val="24"/>
+          <w:szCs w:val="28"/>
         </w:rPr>
         <w:t>windows</w:t>
       </w:r>
       <w:r>
         <w:rPr>
           <w:color w:val="auto"/>
-          <w:sz w:val="24"/>
+          <w:szCs w:val="28"/>
           <w:lang w:val="ru-RU"/>
         </w:rPr>
         <w:t>.</w:t>
@@ -790,14 +793,14 @@
       <w:r>
         <w:rPr>
           <w:color w:val="auto"/>
-          <w:sz w:val="24"/>
+          <w:szCs w:val="28"/>
         </w:rPr>
         <w:t>bat</w:t>
       </w:r>
       <w:r>
         <w:rPr>
           <w:color w:val="auto"/>
-          <w:sz w:val="24"/>
+          <w:szCs w:val="28"/>
           <w:lang w:val="ru-RU"/>
         </w:rPr>
         <w:t xml:space="preserve"> или команды из </w:t>
@@ -805,14 +808,14 @@
       <w:r>
         <w:rPr>
           <w:color w:val="auto"/>
-          <w:sz w:val="24"/>
+          <w:szCs w:val="28"/>
         </w:rPr>
         <w:t>README</w:t>
       </w:r>
       <w:r>
         <w:rPr>
           <w:color w:val="auto"/>
-          <w:sz w:val="24"/>
+          <w:szCs w:val="28"/>
           <w:lang w:val="ru-RU"/>
         </w:rPr>
         <w:t>.</w:t>
@@ -820,14 +823,14 @@
       <w:r>
         <w:rPr>
           <w:color w:val="auto"/>
-          <w:sz w:val="24"/>
+          <w:szCs w:val="28"/>
         </w:rPr>
         <w:t>md</w:t>
       </w:r>
       <w:r>
         <w:rPr>
           <w:color w:val="auto"/>
-          <w:sz w:val="24"/>
+          <w:szCs w:val="28"/>
           <w:lang w:val="ru-RU"/>
         </w:rPr>
         <w:t>.</w:t>
@@ -839,13 +842,14 @@
         <w:spacing w:after="40" w:line="300" w:lineRule="auto"/>
         <w:rPr>
           <w:color w:val="auto"/>
-          <w:lang w:val="ru-RU"/>
-        </w:rPr>
-      </w:pPr>
-      <w:r>
-        <w:rPr>
-          <w:color w:val="auto"/>
-          <w:sz w:val="24"/>
+          <w:szCs w:val="28"/>
+          <w:lang w:val="ru-RU"/>
+        </w:rPr>
+      </w:pPr>
+      <w:r>
+        <w:rPr>
+          <w:color w:val="auto"/>
+          <w:szCs w:val="28"/>
           <w:lang w:val="ru-RU"/>
         </w:rPr>
         <w:t xml:space="preserve">Дождитесь сообщения о запуске сервера </w:t>
@@ -853,14 +857,14 @@
       <w:r>
         <w:rPr>
           <w:color w:val="auto"/>
-          <w:sz w:val="24"/>
+          <w:szCs w:val="28"/>
         </w:rPr>
         <w:t>Django</w:t>
       </w:r>
       <w:r>
         <w:rPr>
           <w:color w:val="auto"/>
-          <w:sz w:val="24"/>
+          <w:szCs w:val="28"/>
           <w:lang w:val="ru-RU"/>
         </w:rPr>
         <w:t>.</w:t>
@@ -872,21 +876,15 @@
         <w:spacing w:after="40" w:line="300" w:lineRule="auto"/>
         <w:rPr>
           <w:color w:val="auto"/>
-        </w:rPr>
-      </w:pPr>
-      <w:r>
-        <w:rPr>
-          <w:color w:val="auto"/>
-          <w:sz w:val="24"/>
-        </w:rPr>
-        <w:t xml:space="preserve">Откройте </w:t>
-      </w:r>
-      <w:r>
-        <w:rPr>
-          <w:color w:val="auto"/>
-          <w:sz w:val="24"/>
-        </w:rPr>
-        <w:t>http://127.0.0.1:8000/.</w:t>
+          <w:szCs w:val="28"/>
+        </w:rPr>
+      </w:pPr>
+      <w:r>
+        <w:rPr>
+          <w:color w:val="auto"/>
+          <w:szCs w:val="28"/>
+        </w:rPr>
+        <w:t>Откройте http://127.0.0.1:8000/.</w:t>
       </w:r>
     </w:p>
     <w:p>
@@ -895,13 +893,14 @@
         <w:spacing w:after="40" w:line="300" w:lineRule="auto"/>
         <w:rPr>
           <w:color w:val="auto"/>
-          <w:lang w:val="ru-RU"/>
-        </w:rPr>
-      </w:pPr>
-      <w:r>
-        <w:rPr>
-          <w:color w:val="auto"/>
-          <w:sz w:val="24"/>
+          <w:szCs w:val="28"/>
+          <w:lang w:val="ru-RU"/>
+        </w:rPr>
+      </w:pPr>
+      <w:r>
+        <w:rPr>
+          <w:color w:val="auto"/>
+          <w:szCs w:val="28"/>
           <w:lang w:val="ru-RU"/>
         </w:rPr>
         <w:t xml:space="preserve">Введите демонстрационный логин </w:t>
@@ -909,14 +908,14 @@
       <w:r>
         <w:rPr>
           <w:color w:val="auto"/>
-          <w:sz w:val="24"/>
+          <w:szCs w:val="28"/>
         </w:rPr>
         <w:t>admin</w:t>
       </w:r>
       <w:r>
         <w:rPr>
           <w:color w:val="auto"/>
-          <w:sz w:val="24"/>
+          <w:szCs w:val="28"/>
           <w:lang w:val="ru-RU"/>
         </w:rPr>
         <w:t xml:space="preserve"> и пароль </w:t>
@@ -924,14 +923,14 @@
       <w:r>
         <w:rPr>
           <w:color w:val="auto"/>
-          <w:sz w:val="24"/>
+          <w:szCs w:val="28"/>
         </w:rPr>
         <w:t>admin</w:t>
       </w:r>
       <w:r>
         <w:rPr>
           <w:color w:val="auto"/>
-          <w:sz w:val="24"/>
+          <w:szCs w:val="28"/>
           <w:lang w:val="ru-RU"/>
         </w:rPr>
         <w:t>12345.</w:t>
@@ -943,13 +942,14 @@
         <w:spacing w:after="40" w:line="300" w:lineRule="auto"/>
         <w:rPr>
           <w:color w:val="auto"/>
-          <w:lang w:val="ru-RU"/>
-        </w:rPr>
-      </w:pPr>
-      <w:r>
-        <w:rPr>
-          <w:color w:val="auto"/>
-          <w:sz w:val="24"/>
+          <w:szCs w:val="28"/>
+          <w:lang w:val="ru-RU"/>
+        </w:rPr>
+      </w:pPr>
+      <w:r>
+        <w:rPr>
+          <w:color w:val="auto"/>
+          <w:szCs w:val="28"/>
           <w:lang w:val="ru-RU"/>
         </w:rPr>
         <w:t>На учебном компьютере после входа измените пароль и используйте собственную учётную запись.</w:t>
@@ -1033,7 +1033,7 @@
           <w:szCs w:val="24"/>
           <w:lang w:val="ru-RU"/>
         </w:rPr>
-        <w:t xml:space="preserve"> </w:t>
+        <w:t xml:space="preserve"> Иллюстрация окна входа</w:t>
       </w:r>
       <w:r>
         <w:rPr>
@@ -1042,24 +1042,6 @@
           <w:szCs w:val="24"/>
           <w:lang w:val="ru-RU"/>
         </w:rPr>
-        <w:t>Иллюстрация</w:t>
-      </w:r>
-      <w:r>
-        <w:rPr>
-          <w:color w:val="auto"/>
-          <w:sz w:val="24"/>
-          <w:szCs w:val="24"/>
-          <w:lang w:val="ru-RU"/>
-        </w:rPr>
-        <w:t xml:space="preserve"> окна входа</w:t>
-      </w:r>
-      <w:r>
-        <w:rPr>
-          <w:color w:val="auto"/>
-          <w:sz w:val="24"/>
-          <w:szCs w:val="24"/>
-          <w:lang w:val="ru-RU"/>
-        </w:rPr>
         <w:t xml:space="preserve"> </w:t>
       </w:r>
     </w:p>
@@ -1067,30 +1049,23 @@
       <w:pPr>
         <w:rPr>
           <w:color w:val="auto"/>
-          <w:lang w:val="ru-RU"/>
-        </w:rPr>
-      </w:pPr>
-      <w:r>
-        <w:rPr>
-          <w:color w:val="auto"/>
-          <w:sz w:val="22"/>
-          <w:lang w:val="ru-RU"/>
-        </w:rPr>
-        <w:t>Если сервер н</w:t>
-      </w:r>
-      <w:r>
-        <w:rPr>
-          <w:color w:val="auto"/>
-          <w:sz w:val="22"/>
-          <w:lang w:val="ru-RU"/>
-        </w:rPr>
-        <w:t xml:space="preserve">е запущен, страница в браузере не откроется. Вернитесь в терминал и убедитесь, что команда </w:t>
+          <w:szCs w:val="28"/>
+          <w:lang w:val="ru-RU"/>
+        </w:rPr>
+      </w:pPr>
+      <w:r>
+        <w:rPr>
+          <w:color w:val="auto"/>
+          <w:szCs w:val="28"/>
+          <w:lang w:val="ru-RU"/>
+        </w:rPr>
+        <w:t xml:space="preserve">Если сервер не запущен, страница в браузере не откроется. Вернитесь в терминал и убедитесь, что команда </w:t>
       </w:r>
       <w:proofErr w:type="spellStart"/>
       <w:r>
         <w:rPr>
           <w:color w:val="auto"/>
-          <w:sz w:val="22"/>
+          <w:szCs w:val="28"/>
         </w:rPr>
         <w:t>runserver</w:t>
       </w:r>
@@ -1098,7 +1073,7 @@
       <w:r>
         <w:rPr>
           <w:color w:val="auto"/>
-          <w:sz w:val="22"/>
+          <w:szCs w:val="28"/>
           <w:lang w:val="ru-RU"/>
         </w:rPr>
         <w:t xml:space="preserve"> выполняется без ошибки.</w:t>
@@ -1118,8 +1093,6 @@
         </w:rPr>
         <w:br w:type="page"/>
       </w:r>
-      <w:bookmarkStart w:id="0" w:name="_GoBack"/>
-      <w:bookmarkEnd w:id="0"/>
     </w:p>
     <w:p>
       <w:pPr>
@@ -1165,14 +1138,7 @@
           <w:color w:val="auto"/>
           <w:lang w:val="ru-RU"/>
         </w:rPr>
-        <w:t>, год издан</w:t>
-      </w:r>
-      <w:r>
-        <w:rPr>
-          <w:color w:val="auto"/>
-          <w:lang w:val="ru-RU"/>
-        </w:rPr>
-        <w:t>ия, полка, доступное и общее количество.</w:t>
+        <w:t>, год издания, полка, доступное и общее количество.</w:t>
       </w:r>
     </w:p>
     <w:p>
@@ -1211,12 +1177,13 @@
         <w:spacing w:after="40" w:line="300" w:lineRule="auto"/>
         <w:rPr>
           <w:color w:val="auto"/>
-        </w:rPr>
-      </w:pPr>
-      <w:r>
-        <w:rPr>
-          <w:color w:val="auto"/>
-          <w:sz w:val="24"/>
+          <w:szCs w:val="28"/>
+        </w:rPr>
+      </w:pPr>
+      <w:r>
+        <w:rPr>
+          <w:color w:val="auto"/>
+          <w:szCs w:val="28"/>
         </w:rPr>
         <w:t>Нажмите «Добавить книгу».</w:t>
       </w:r>
@@ -1227,13 +1194,14 @@
         <w:spacing w:after="40" w:line="300" w:lineRule="auto"/>
         <w:rPr>
           <w:color w:val="auto"/>
-          <w:lang w:val="ru-RU"/>
-        </w:rPr>
-      </w:pPr>
-      <w:r>
-        <w:rPr>
-          <w:color w:val="auto"/>
-          <w:sz w:val="24"/>
+          <w:szCs w:val="28"/>
+          <w:lang w:val="ru-RU"/>
+        </w:rPr>
+      </w:pPr>
+      <w:r>
+        <w:rPr>
+          <w:color w:val="auto"/>
+          <w:szCs w:val="28"/>
           <w:lang w:val="ru-RU"/>
         </w:rPr>
         <w:t xml:space="preserve">Заполните название и автора. </w:t>
@@ -1241,14 +1209,14 @@
       <w:r>
         <w:rPr>
           <w:color w:val="auto"/>
-          <w:sz w:val="24"/>
+          <w:szCs w:val="28"/>
         </w:rPr>
         <w:t>ISBN</w:t>
       </w:r>
       <w:r>
         <w:rPr>
           <w:color w:val="auto"/>
-          <w:sz w:val="24"/>
+          <w:szCs w:val="28"/>
           <w:lang w:val="ru-RU"/>
         </w:rPr>
         <w:t>, издательство, год и полку можно указать при наличии сведений.</w:t>
@@ -1260,13 +1228,14 @@
         <w:spacing w:after="40" w:line="300" w:lineRule="auto"/>
         <w:rPr>
           <w:color w:val="auto"/>
-          <w:lang w:val="ru-RU"/>
-        </w:rPr>
-      </w:pPr>
-      <w:r>
-        <w:rPr>
-          <w:color w:val="auto"/>
-          <w:sz w:val="24"/>
+          <w:szCs w:val="28"/>
+          <w:lang w:val="ru-RU"/>
+        </w:rPr>
+      </w:pPr>
+      <w:r>
+        <w:rPr>
+          <w:color w:val="auto"/>
+          <w:szCs w:val="28"/>
           <w:lang w:val="ru-RU"/>
         </w:rPr>
         <w:t>Укажите жанр/раздел и общее число экземпляров.</w:t>
@@ -1278,24 +1247,17 @@
         <w:spacing w:after="40" w:line="300" w:lineRule="auto"/>
         <w:rPr>
           <w:color w:val="auto"/>
-          <w:lang w:val="ru-RU"/>
-        </w:rPr>
-      </w:pPr>
-      <w:r>
-        <w:rPr>
-          <w:color w:val="auto"/>
-          <w:sz w:val="24"/>
-          <w:lang w:val="ru-RU"/>
-        </w:rPr>
-        <w:t>Нажмите «Добавить книгу». Но</w:t>
-      </w:r>
-      <w:r>
-        <w:rPr>
-          <w:color w:val="auto"/>
-          <w:sz w:val="24"/>
-          <w:lang w:val="ru-RU"/>
-        </w:rPr>
-        <w:t>вая запись появится в списке.</w:t>
+          <w:szCs w:val="28"/>
+          <w:lang w:val="ru-RU"/>
+        </w:rPr>
+      </w:pPr>
+      <w:r>
+        <w:rPr>
+          <w:color w:val="auto"/>
+          <w:szCs w:val="28"/>
+          <w:lang w:val="ru-RU"/>
+        </w:rPr>
+        <w:t>Нажмите «Добавить книгу». Новая запись появится в списке.</w:t>
       </w:r>
     </w:p>
     <w:p>
@@ -1339,14 +1301,7 @@
           <w:color w:val="auto"/>
           <w:lang w:val="ru-RU"/>
         </w:rPr>
-        <w:t>. Раздел и состояние остатка можно отфильтровать отдельно. Значение «доступно» показывает экземпляры, не находящиеся у читателей. Для</w:t>
-      </w:r>
-      <w:r>
-        <w:rPr>
-          <w:color w:val="auto"/>
-          <w:lang w:val="ru-RU"/>
-        </w:rPr>
-        <w:t xml:space="preserve"> редактирования нажмите значок карандаша. Книгу с историей выдач удалить нельзя: это сохраняет целостность журнала.</w:t>
+        <w:t>. Раздел и состояние остатка можно отфильтровать отдельно. Значение «доступно» показывает экземпляры, не находящиеся у читателей. Для редактирования нажмите значок карандаша. Книгу с историей выдач удалить нельзя: это сохраняет целостность журнала.</w:t>
       </w:r>
     </w:p>
     <w:p>
@@ -1427,16 +1382,7 @@
           <w:szCs w:val="24"/>
           <w:lang w:val="ru-RU"/>
         </w:rPr>
-        <w:t xml:space="preserve"> Иллюстрация</w:t>
-      </w:r>
-      <w:r>
-        <w:rPr>
-          <w:color w:val="auto"/>
-          <w:sz w:val="24"/>
-          <w:szCs w:val="24"/>
-          <w:lang w:val="ru-RU"/>
-        </w:rPr>
-        <w:t xml:space="preserve"> списка книг</w:t>
+        <w:t xml:space="preserve"> Иллюстрация списка книг</w:t>
       </w:r>
     </w:p>
     <w:p>
@@ -1519,8 +1465,8 @@
         </w:rPr>
         <w:drawing>
           <wp:inline distT="0" distB="0" distL="0" distR="0" wp14:anchorId="5248C0CE" wp14:editId="4C199260">
-            <wp:extent cx="3429000" cy="2204113"/>
-            <wp:effectExtent l="0" t="0" r="0" b="5715"/>
+            <wp:extent cx="3428956" cy="1948070"/>
+            <wp:effectExtent l="0" t="0" r="635" b="0"/>
             <wp:docPr id="3" name="Picture 3"/>
             <wp:cNvGraphicFramePr>
               <a:graphicFrameLocks xmlns:a="http://schemas.openxmlformats.org/drawingml/2006/main" noChangeAspect="1"/>
@@ -1541,7 +1487,7 @@
                   <pic:spPr>
                     <a:xfrm>
                       <a:off x="0" y="0"/>
-                      <a:ext cx="3433348" cy="2206908"/>
+                      <a:ext cx="3437610" cy="1952986"/>
                     </a:xfrm>
                     <a:prstGeom prst="rect">
                       <a:avLst/>
@@ -1581,29 +1527,21 @@
           <w:szCs w:val="24"/>
           <w:lang w:val="ru-RU"/>
         </w:rPr>
-        <w:t xml:space="preserve"> Иллюстрация</w:t>
-      </w:r>
-      <w:r>
-        <w:rPr>
-          <w:color w:val="auto"/>
-          <w:sz w:val="24"/>
-          <w:szCs w:val="24"/>
-          <w:lang w:val="ru-RU"/>
-        </w:rPr>
-        <w:t xml:space="preserve"> формы добавления книги</w:t>
+        <w:t xml:space="preserve"> Иллюстрация формы добавления книги</w:t>
       </w:r>
     </w:p>
     <w:p>
       <w:pPr>
         <w:rPr>
           <w:color w:val="auto"/>
-          <w:lang w:val="ru-RU"/>
-        </w:rPr>
-      </w:pPr>
-      <w:r>
-        <w:rPr>
-          <w:color w:val="auto"/>
-          <w:sz w:val="24"/>
+          <w:szCs w:val="28"/>
+          <w:lang w:val="ru-RU"/>
+        </w:rPr>
+      </w:pPr>
+      <w:r>
+        <w:rPr>
+          <w:color w:val="auto"/>
+          <w:szCs w:val="28"/>
           <w:lang w:val="ru-RU"/>
         </w:rPr>
         <w:t xml:space="preserve">Количество «Всего экземпляров» не должно быть меньше количества книг, выданных на руки. Доступный остаток обновляется системой и не редактируется вручную. Если </w:t>
@@ -1611,14 +1549,14 @@
       <w:r>
         <w:rPr>
           <w:color w:val="auto"/>
-          <w:sz w:val="24"/>
+          <w:szCs w:val="28"/>
         </w:rPr>
         <w:t>ISBN</w:t>
       </w:r>
       <w:r>
         <w:rPr>
           <w:color w:val="auto"/>
-          <w:sz w:val="24"/>
+          <w:szCs w:val="28"/>
           <w:lang w:val="ru-RU"/>
         </w:rPr>
         <w:t xml:space="preserve"> неизвестен, поле можно оставить пустым.</w:t>
@@ -1644,30 +1582,23 @@
       <w:pPr>
         <w:rPr>
           <w:color w:val="auto"/>
-          <w:lang w:val="ru-RU"/>
-        </w:rPr>
-      </w:pPr>
-      <w:r>
-        <w:rPr>
-          <w:color w:val="auto"/>
-          <w:sz w:val="24"/>
-          <w:lang w:val="ru-RU"/>
-        </w:rPr>
-        <w:t>Откройте «Читатели» и нажмите</w:t>
-      </w:r>
-      <w:r>
-        <w:rPr>
-          <w:color w:val="auto"/>
-          <w:sz w:val="24"/>
-          <w:lang w:val="ru-RU"/>
-        </w:rPr>
-        <w:t xml:space="preserve"> «Добавить читателя». Укажите ФИО и уникальный номер билета, </w:t>
+          <w:szCs w:val="28"/>
+          <w:lang w:val="ru-RU"/>
+        </w:rPr>
+      </w:pPr>
+      <w:r>
+        <w:rPr>
+          <w:color w:val="auto"/>
+          <w:szCs w:val="28"/>
+          <w:lang w:val="ru-RU"/>
+        </w:rPr>
+        <w:t xml:space="preserve">Откройте «Читатели» и нажмите «Добавить читателя». Укажите ФИО и уникальный номер билета, </w:t>
       </w:r>
       <w:proofErr w:type="gramStart"/>
       <w:r>
         <w:rPr>
           <w:color w:val="auto"/>
-          <w:sz w:val="24"/>
+          <w:szCs w:val="28"/>
           <w:lang w:val="ru-RU"/>
         </w:rPr>
         <w:t>например</w:t>
@@ -1676,18 +1607,10 @@
       <w:r>
         <w:rPr>
           <w:color w:val="auto"/>
-          <w:sz w:val="24"/>
-          <w:lang w:val="ru-RU"/>
-        </w:rPr>
-        <w:t xml:space="preserve"> ЧТ-0006. Телефон и почту можно добавить для связи. Отключённый читатель не может получить новую книгу. Для читателя с незакрытой выдачей отключение обслуживания запрещено, пока книга не </w:t>
-      </w:r>
-      <w:r>
-        <w:rPr>
-          <w:color w:val="auto"/>
-          <w:sz w:val="24"/>
-          <w:lang w:val="ru-RU"/>
-        </w:rPr>
-        <w:t>возвращена.</w:t>
+          <w:szCs w:val="28"/>
+          <w:lang w:val="ru-RU"/>
+        </w:rPr>
+        <w:t xml:space="preserve"> ЧТ-0006. Телефон и почту можно добавить для связи. Отключённый читатель не может получить новую книгу. Для читателя с незакрытой выдачей отключение обслуживания запрещено, пока книга не возвращена.</w:t>
       </w:r>
     </w:p>
     <w:p>
@@ -1706,8 +1629,8 @@
         </w:rPr>
         <w:drawing>
           <wp:inline distT="0" distB="0" distL="0" distR="0" wp14:anchorId="0C114A2A" wp14:editId="0E56E635">
-            <wp:extent cx="3429000" cy="2381250"/>
-            <wp:effectExtent l="0" t="0" r="0" b="0"/>
+            <wp:extent cx="3428730" cy="1852654"/>
+            <wp:effectExtent l="0" t="0" r="635" b="0"/>
             <wp:docPr id="4" name="Picture 4"/>
             <wp:cNvGraphicFramePr>
               <a:graphicFrameLocks xmlns:a="http://schemas.openxmlformats.org/drawingml/2006/main" noChangeAspect="1"/>
@@ -1728,7 +1651,7 @@
                   <pic:spPr>
                     <a:xfrm>
                       <a:off x="0" y="0"/>
-                      <a:ext cx="3429000" cy="2381250"/>
+                      <a:ext cx="3439322" cy="1858377"/>
                     </a:xfrm>
                     <a:prstGeom prst="rect">
                       <a:avLst/>
@@ -1770,17 +1693,7 @@
           <w:szCs w:val="24"/>
           <w:lang w:val="ru-RU"/>
         </w:rPr>
-        <w:t xml:space="preserve"> Иллюстрация</w:t>
-      </w:r>
-      <w:r>
-        <w:rPr>
-          <w:i/>
-          <w:color w:val="auto"/>
-          <w:sz w:val="24"/>
-          <w:szCs w:val="24"/>
-          <w:lang w:val="ru-RU"/>
-        </w:rPr>
-        <w:t xml:space="preserve"> списка читателей</w:t>
+        <w:t xml:space="preserve"> Иллюстрация списка читателей</w:t>
       </w:r>
     </w:p>
     <w:p>
@@ -1853,13 +1766,14 @@
         <w:spacing w:after="40" w:line="300" w:lineRule="auto"/>
         <w:rPr>
           <w:color w:val="auto"/>
-          <w:lang w:val="ru-RU"/>
-        </w:rPr>
-      </w:pPr>
-      <w:r>
-        <w:rPr>
-          <w:color w:val="auto"/>
-          <w:sz w:val="24"/>
+          <w:szCs w:val="28"/>
+          <w:lang w:val="ru-RU"/>
+        </w:rPr>
+      </w:pPr>
+      <w:r>
+        <w:rPr>
+          <w:color w:val="auto"/>
+          <w:szCs w:val="28"/>
           <w:lang w:val="ru-RU"/>
         </w:rPr>
         <w:t>Откройте «Выдача и возврат» и нажмите «Выдать книгу».</w:t>
@@ -1871,13 +1785,14 @@
         <w:spacing w:after="40" w:line="300" w:lineRule="auto"/>
         <w:rPr>
           <w:color w:val="auto"/>
-          <w:lang w:val="ru-RU"/>
-        </w:rPr>
-      </w:pPr>
-      <w:r>
-        <w:rPr>
-          <w:color w:val="auto"/>
-          <w:sz w:val="24"/>
+          <w:szCs w:val="28"/>
+          <w:lang w:val="ru-RU"/>
+        </w:rPr>
+      </w:pPr>
+      <w:r>
+        <w:rPr>
+          <w:color w:val="auto"/>
+          <w:szCs w:val="28"/>
           <w:lang w:val="ru-RU"/>
         </w:rPr>
         <w:t>Выберите книгу с доступным экземпляром. Если остаток равен нулю, позиция не предлагается.</w:t>
@@ -1889,24 +1804,17 @@
         <w:spacing w:after="40" w:line="300" w:lineRule="auto"/>
         <w:rPr>
           <w:color w:val="auto"/>
-          <w:lang w:val="ru-RU"/>
-        </w:rPr>
-      </w:pPr>
-      <w:r>
-        <w:rPr>
-          <w:color w:val="auto"/>
-          <w:sz w:val="24"/>
-          <w:lang w:val="ru-RU"/>
-        </w:rPr>
-        <w:t xml:space="preserve">Выберите </w:t>
-      </w:r>
-      <w:r>
-        <w:rPr>
-          <w:color w:val="auto"/>
-          <w:sz w:val="24"/>
-          <w:lang w:val="ru-RU"/>
-        </w:rPr>
-        <w:t>активного читателя и дату возврата. По умолчанию устанавливается срок через 14 дней.</w:t>
+          <w:szCs w:val="28"/>
+          <w:lang w:val="ru-RU"/>
+        </w:rPr>
+      </w:pPr>
+      <w:r>
+        <w:rPr>
+          <w:color w:val="auto"/>
+          <w:szCs w:val="28"/>
+          <w:lang w:val="ru-RU"/>
+        </w:rPr>
+        <w:t>Выберите активного читателя и дату возврата. По умолчанию устанавливается срок через 14 дней.</w:t>
       </w:r>
     </w:p>
     <w:p>
@@ -1915,13 +1823,14 @@
         <w:spacing w:after="40" w:line="300" w:lineRule="auto"/>
         <w:rPr>
           <w:color w:val="auto"/>
-          <w:lang w:val="ru-RU"/>
-        </w:rPr>
-      </w:pPr>
-      <w:r>
-        <w:rPr>
-          <w:color w:val="auto"/>
-          <w:sz w:val="24"/>
+          <w:szCs w:val="28"/>
+          <w:lang w:val="ru-RU"/>
+        </w:rPr>
+      </w:pPr>
+      <w:r>
+        <w:rPr>
+          <w:color w:val="auto"/>
+          <w:szCs w:val="28"/>
           <w:lang w:val="ru-RU"/>
         </w:rPr>
         <w:t>При необходимости добавьте примечание и подтвердите операцию.</w:t>
@@ -1933,13 +1842,14 @@
         <w:spacing w:after="40" w:line="300" w:lineRule="auto"/>
         <w:rPr>
           <w:color w:val="auto"/>
-          <w:lang w:val="ru-RU"/>
-        </w:rPr>
-      </w:pPr>
-      <w:r>
-        <w:rPr>
-          <w:color w:val="auto"/>
-          <w:sz w:val="24"/>
+          <w:szCs w:val="28"/>
+          <w:lang w:val="ru-RU"/>
+        </w:rPr>
+      </w:pPr>
+      <w:r>
+        <w:rPr>
+          <w:color w:val="auto"/>
+          <w:szCs w:val="28"/>
           <w:lang w:val="ru-RU"/>
         </w:rPr>
         <w:t>Проверьте, что доступный остаток книги уменьшился на один.</w:t>
@@ -2057,51 +1967,38 @@
           <w:color w:val="auto"/>
           <w:lang w:val="ru-RU"/>
         </w:rPr>
-        <w:t xml:space="preserve">Приём </w:t>
-      </w:r>
-      <w:r>
-        <w:rPr>
-          <w:color w:val="auto"/>
-          <w:lang w:val="ru-RU"/>
-        </w:rPr>
-        <w:t>возврата</w:t>
+        <w:t>Приём возврата</w:t>
       </w:r>
     </w:p>
     <w:p>
       <w:pPr>
         <w:rPr>
           <w:color w:val="auto"/>
-          <w:lang w:val="ru-RU"/>
-        </w:rPr>
-      </w:pPr>
-      <w:r>
-        <w:rPr>
-          <w:color w:val="auto"/>
-          <w:sz w:val="24"/>
-          <w:lang w:val="ru-RU"/>
-        </w:rPr>
-        <w:t>В журнале найдите выдачу и нажмите «Принять». Подтвердите операцию. У записи появится дата возврата, статус сменится на «Возвращена», а свободный остаток увеличится на один экземпляр. Просроченная выдача выделяется отдельно, пока её не закроют воз</w:t>
-      </w:r>
-      <w:r>
-        <w:rPr>
-          <w:color w:val="auto"/>
-          <w:sz w:val="24"/>
-          <w:lang w:val="ru-RU"/>
-        </w:rPr>
-        <w:t>вратом.</w:t>
+          <w:szCs w:val="28"/>
+          <w:lang w:val="ru-RU"/>
+        </w:rPr>
+      </w:pPr>
+      <w:r>
+        <w:rPr>
+          <w:color w:val="auto"/>
+          <w:szCs w:val="28"/>
+          <w:lang w:val="ru-RU"/>
+        </w:rPr>
+        <w:t>В журнале найдите выдачу и нажмите «Принять». Подтвердите операцию. У записи появится дата возврата, статус сменится на «Возвращена», а свободный остаток увеличится на один экземпляр. Просроченная выдача выделяется отдельно, пока её не закроют возвратом.</w:t>
       </w:r>
     </w:p>
     <w:p>
       <w:pPr>
         <w:rPr>
           <w:color w:val="auto"/>
-          <w:lang w:val="ru-RU"/>
-        </w:rPr>
-      </w:pPr>
-      <w:r>
-        <w:rPr>
-          <w:color w:val="auto"/>
-          <w:sz w:val="22"/>
+          <w:szCs w:val="28"/>
+          <w:lang w:val="ru-RU"/>
+        </w:rPr>
+      </w:pPr>
+      <w:r>
+        <w:rPr>
+          <w:color w:val="auto"/>
+          <w:szCs w:val="28"/>
           <w:lang w:val="ru-RU"/>
         </w:rPr>
         <w:t>После приёма возврата запись остаётся в журнале с датой закрытия и может быть найдена поиском.</w:t>
@@ -2153,14 +2050,7 @@
           <w:color w:val="auto"/>
           <w:lang w:val="ru-RU"/>
         </w:rPr>
-        <w:t>Раздел «Обзор и отчёты» показывает число названий книг, общее и доступное количество экземпляров, число активных читателей, открыты</w:t>
-      </w:r>
-      <w:r>
-        <w:rPr>
-          <w:color w:val="auto"/>
-          <w:lang w:val="ru-RU"/>
-        </w:rPr>
-        <w:t>е выдачи, сроки на сегодня и количество просрочек. Отдельные блоки отображают распределение фонда по категориям и позиции с малым остатком.</w:t>
+        <w:t>Раздел «Обзор и отчёты» показывает число названий книг, общее и доступное количество экземпляров, число активных читателей, открытые выдачи, сроки на сегодня и количество просрочек. Отдельные блоки отображают распределение фонда по категориям и позиции с малым остатком.</w:t>
       </w:r>
     </w:p>
     <w:p>
@@ -2241,16 +2131,7 @@
           <w:szCs w:val="24"/>
           <w:lang w:val="ru-RU"/>
         </w:rPr>
-        <w:t>Иллюстрация</w:t>
-      </w:r>
-      <w:r>
-        <w:rPr>
-          <w:color w:val="auto"/>
-          <w:sz w:val="24"/>
-          <w:szCs w:val="24"/>
-          <w:lang w:val="ru-RU"/>
-        </w:rPr>
-        <w:t xml:space="preserve"> отчётной панели</w:t>
+        <w:t>Иллюстрация отчётной панели</w:t>
       </w:r>
     </w:p>
     <w:p>
@@ -2402,14 +2283,7 @@
           <w:color w:val="auto"/>
           <w:lang w:val="ru-RU"/>
         </w:rPr>
-        <w:t>-8 и разделитель точка с запятой, если программа не опреде</w:t>
-      </w:r>
-      <w:r>
-        <w:rPr>
-          <w:color w:val="auto"/>
-          <w:lang w:val="ru-RU"/>
-        </w:rPr>
-        <w:t>лила их автоматически.</w:t>
+        <w:t>-8 и разделитель точка с запятой, если программа не определила их автоматически.</w:t>
       </w:r>
     </w:p>
     <w:p>
@@ -2438,20 +2312,21 @@
       <w:pPr>
         <w:rPr>
           <w:color w:val="auto"/>
-          <w:lang w:val="ru-RU"/>
-        </w:rPr>
-      </w:pPr>
-      <w:r>
-        <w:rPr>
-          <w:color w:val="auto"/>
-          <w:sz w:val="20"/>
+          <w:szCs w:val="28"/>
+          <w:lang w:val="ru-RU"/>
+        </w:rPr>
+      </w:pPr>
+      <w:r>
+        <w:rPr>
+          <w:color w:val="auto"/>
+          <w:szCs w:val="28"/>
         </w:rPr>
         <w:t>API</w:t>
       </w:r>
       <w:r>
         <w:rPr>
           <w:color w:val="auto"/>
-          <w:sz w:val="20"/>
+          <w:szCs w:val="28"/>
           <w:lang w:val="ru-RU"/>
         </w:rPr>
         <w:t xml:space="preserve"> предназначен для интеграций: /</w:t>
@@ -2460,7 +2335,7 @@
       <w:r>
         <w:rPr>
           <w:color w:val="auto"/>
-          <w:sz w:val="20"/>
+          <w:szCs w:val="28"/>
         </w:rPr>
         <w:t>api</w:t>
       </w:r>
@@ -2468,7 +2343,7 @@
       <w:r>
         <w:rPr>
           <w:color w:val="auto"/>
-          <w:sz w:val="20"/>
+          <w:szCs w:val="28"/>
           <w:lang w:val="ru-RU"/>
         </w:rPr>
         <w:t>/</w:t>
@@ -2476,14 +2351,14 @@
       <w:r>
         <w:rPr>
           <w:color w:val="auto"/>
-          <w:sz w:val="20"/>
+          <w:szCs w:val="28"/>
         </w:rPr>
         <w:t>books</w:t>
       </w:r>
       <w:r>
         <w:rPr>
           <w:color w:val="auto"/>
-          <w:sz w:val="20"/>
+          <w:szCs w:val="28"/>
           <w:lang w:val="ru-RU"/>
         </w:rPr>
         <w:t>/, /</w:t>
@@ -2492,7 +2367,7 @@
       <w:r>
         <w:rPr>
           <w:color w:val="auto"/>
-          <w:sz w:val="20"/>
+          <w:szCs w:val="28"/>
         </w:rPr>
         <w:t>api</w:t>
       </w:r>
@@ -2500,7 +2375,7 @@
       <w:r>
         <w:rPr>
           <w:color w:val="auto"/>
-          <w:sz w:val="20"/>
+          <w:szCs w:val="28"/>
           <w:lang w:val="ru-RU"/>
         </w:rPr>
         <w:t>/</w:t>
@@ -2508,14 +2383,14 @@
       <w:r>
         <w:rPr>
           <w:color w:val="auto"/>
-          <w:sz w:val="20"/>
+          <w:szCs w:val="28"/>
         </w:rPr>
         <w:t>readers</w:t>
       </w:r>
       <w:r>
         <w:rPr>
           <w:color w:val="auto"/>
-          <w:sz w:val="20"/>
+          <w:szCs w:val="28"/>
           <w:lang w:val="ru-RU"/>
         </w:rPr>
         <w:t>/, /</w:t>
@@ -2524,7 +2399,7 @@
       <w:r>
         <w:rPr>
           <w:color w:val="auto"/>
-          <w:sz w:val="20"/>
+          <w:szCs w:val="28"/>
         </w:rPr>
         <w:t>api</w:t>
       </w:r>
@@ -2532,7 +2407,7 @@
       <w:r>
         <w:rPr>
           <w:color w:val="auto"/>
-          <w:sz w:val="20"/>
+          <w:szCs w:val="28"/>
           <w:lang w:val="ru-RU"/>
         </w:rPr>
         <w:t>/</w:t>
@@ -2540,14 +2415,14 @@
       <w:r>
         <w:rPr>
           <w:color w:val="auto"/>
-          <w:sz w:val="20"/>
+          <w:szCs w:val="28"/>
         </w:rPr>
         <w:t>loans</w:t>
       </w:r>
       <w:r>
         <w:rPr>
           <w:color w:val="auto"/>
-          <w:sz w:val="20"/>
+          <w:szCs w:val="28"/>
           <w:lang w:val="ru-RU"/>
         </w:rPr>
         <w:t>/ и /</w:t>
@@ -2556,7 +2431,7 @@
       <w:r>
         <w:rPr>
           <w:color w:val="auto"/>
-          <w:sz w:val="20"/>
+          <w:szCs w:val="28"/>
         </w:rPr>
         <w:t>api</w:t>
       </w:r>
@@ -2564,7 +2439,7 @@
       <w:r>
         <w:rPr>
           <w:color w:val="auto"/>
-          <w:sz w:val="20"/>
+          <w:szCs w:val="28"/>
           <w:lang w:val="ru-RU"/>
         </w:rPr>
         <w:t>/</w:t>
@@ -2572,14 +2447,14 @@
       <w:r>
         <w:rPr>
           <w:color w:val="auto"/>
-          <w:sz w:val="20"/>
+          <w:szCs w:val="28"/>
         </w:rPr>
         <w:t>reports</w:t>
       </w:r>
       <w:r>
         <w:rPr>
           <w:color w:val="auto"/>
-          <w:sz w:val="20"/>
+          <w:szCs w:val="28"/>
           <w:lang w:val="ru-RU"/>
         </w:rPr>
         <w:t>/</w:t>
@@ -2588,7 +2463,7 @@
       <w:r>
         <w:rPr>
           <w:color w:val="auto"/>
-          <w:sz w:val="20"/>
+          <w:szCs w:val="28"/>
         </w:rPr>
         <w:t>kpi</w:t>
       </w:r>
@@ -2596,7 +2471,7 @@
       <w:r>
         <w:rPr>
           <w:color w:val="auto"/>
-          <w:sz w:val="20"/>
+          <w:szCs w:val="28"/>
           <w:lang w:val="ru-RU"/>
         </w:rPr>
         <w:t xml:space="preserve">/. </w:t>
@@ -2605,7 +2480,7 @@
       <w:r>
         <w:rPr>
           <w:color w:val="auto"/>
-          <w:sz w:val="20"/>
+          <w:szCs w:val="28"/>
           <w:lang w:val="ru-RU"/>
         </w:rPr>
         <w:t>Токен</w:t>
@@ -2614,7 +2489,7 @@
       <w:r>
         <w:rPr>
           <w:color w:val="auto"/>
-          <w:sz w:val="20"/>
+          <w:szCs w:val="28"/>
           <w:lang w:val="ru-RU"/>
         </w:rPr>
         <w:t xml:space="preserve"> получают </w:t>
@@ -2622,14 +2497,14 @@
       <w:r>
         <w:rPr>
           <w:color w:val="auto"/>
-          <w:sz w:val="20"/>
+          <w:szCs w:val="28"/>
         </w:rPr>
         <w:t>POST</w:t>
       </w:r>
       <w:r>
         <w:rPr>
           <w:color w:val="auto"/>
-          <w:sz w:val="20"/>
+          <w:szCs w:val="28"/>
           <w:lang w:val="ru-RU"/>
         </w:rPr>
         <w:t>-запросом к /</w:t>
@@ -2638,7 +2513,7 @@
       <w:r>
         <w:rPr>
           <w:color w:val="auto"/>
-          <w:sz w:val="20"/>
+          <w:szCs w:val="28"/>
         </w:rPr>
         <w:t>api</w:t>
       </w:r>
@@ -2646,7 +2521,7 @@
       <w:r>
         <w:rPr>
           <w:color w:val="auto"/>
-          <w:sz w:val="20"/>
+          <w:szCs w:val="28"/>
           <w:lang w:val="ru-RU"/>
         </w:rPr>
         <w:t>/</w:t>
@@ -2655,7 +2530,7 @@
       <w:r>
         <w:rPr>
           <w:color w:val="auto"/>
-          <w:sz w:val="20"/>
+          <w:szCs w:val="28"/>
         </w:rPr>
         <w:t>auth</w:t>
       </w:r>
@@ -2663,7 +2538,7 @@
       <w:r>
         <w:rPr>
           <w:color w:val="auto"/>
-          <w:sz w:val="20"/>
+          <w:szCs w:val="28"/>
           <w:lang w:val="ru-RU"/>
         </w:rPr>
         <w:t>/</w:t>
@@ -2671,14 +2546,14 @@
       <w:r>
         <w:rPr>
           <w:color w:val="auto"/>
-          <w:sz w:val="20"/>
+          <w:szCs w:val="28"/>
         </w:rPr>
         <w:t>token</w:t>
       </w:r>
       <w:r>
         <w:rPr>
           <w:color w:val="auto"/>
-          <w:sz w:val="20"/>
+          <w:szCs w:val="28"/>
           <w:lang w:val="ru-RU"/>
         </w:rPr>
         <w:t xml:space="preserve">/; передавайте его как </w:t>
@@ -2686,14 +2561,14 @@
       <w:r>
         <w:rPr>
           <w:color w:val="auto"/>
-          <w:sz w:val="20"/>
+          <w:szCs w:val="28"/>
         </w:rPr>
         <w:t>Authorization</w:t>
       </w:r>
       <w:r>
         <w:rPr>
           <w:color w:val="auto"/>
-          <w:sz w:val="20"/>
+          <w:szCs w:val="28"/>
           <w:lang w:val="ru-RU"/>
         </w:rPr>
         <w:t xml:space="preserve">: </w:t>
@@ -2701,14 +2576,14 @@
       <w:r>
         <w:rPr>
           <w:color w:val="auto"/>
-          <w:sz w:val="20"/>
+          <w:szCs w:val="28"/>
         </w:rPr>
         <w:t>Bearer</w:t>
       </w:r>
       <w:r>
         <w:rPr>
           <w:color w:val="auto"/>
-          <w:sz w:val="20"/>
+          <w:szCs w:val="28"/>
           <w:lang w:val="ru-RU"/>
         </w:rPr>
         <w:t xml:space="preserve"> &lt;</w:t>
@@ -2716,14 +2591,14 @@
       <w:r>
         <w:rPr>
           <w:color w:val="auto"/>
-          <w:sz w:val="20"/>
+          <w:szCs w:val="28"/>
         </w:rPr>
         <w:t>access</w:t>
       </w:r>
       <w:r>
         <w:rPr>
           <w:color w:val="auto"/>
-          <w:sz w:val="20"/>
+          <w:szCs w:val="28"/>
           <w:lang w:val="ru-RU"/>
         </w:rPr>
         <w:t>&gt; и не публикуйте.</w:t>
@@ -2758,15 +2633,7 @@
           <w:sz w:val="32"/>
         </w:rPr>
         <w:lastRenderedPageBreak/>
-        <w:t>6</w:t>
-      </w:r>
-      <w:r>
-        <w:rPr>
-          <w:b/>
-          <w:color w:val="auto"/>
-          <w:sz w:val="32"/>
-        </w:rPr>
-        <w:t>. Частые вопросы и помощь</w:t>
+        <w:t>6. Частые вопросы и помощь</w:t>
       </w:r>
     </w:p>
     <w:tbl>
@@ -2851,6 +2718,7 @@
         <w:tc>
           <w:tcPr>
             <w:tcW w:w="2952" w:type="dxa"/>
+            <w:shd w:val="clear" w:color="auto" w:fill="FFFFFF" w:themeFill="background1"/>
             <w:tcMar>
               <w:top w:w="80" w:type="dxa"/>
               <w:left w:w="100" w:type="dxa"/>
@@ -2912,6 +2780,7 @@
         <w:tc>
           <w:tcPr>
             <w:tcW w:w="5688" w:type="dxa"/>
+            <w:shd w:val="clear" w:color="auto" w:fill="FFFFFF" w:themeFill="background1"/>
             <w:tcMar>
               <w:top w:w="80" w:type="dxa"/>
               <w:left w:w="100" w:type="dxa"/>
@@ -2946,7 +2815,7 @@
         <w:tc>
           <w:tcPr>
             <w:tcW w:w="2952" w:type="dxa"/>
-            <w:shd w:val="clear" w:color="auto" w:fill="F8F8FC"/>
+            <w:shd w:val="clear" w:color="auto" w:fill="FFFFFF" w:themeFill="background1"/>
             <w:tcMar>
               <w:top w:w="80" w:type="dxa"/>
               <w:left w:w="100" w:type="dxa"/>
@@ -3008,7 +2877,7 @@
         <w:tc>
           <w:tcPr>
             <w:tcW w:w="5688" w:type="dxa"/>
-            <w:shd w:val="clear" w:color="auto" w:fill="F8F8FC"/>
+            <w:shd w:val="clear" w:color="auto" w:fill="FFFFFF" w:themeFill="background1"/>
             <w:tcMar>
               <w:top w:w="80" w:type="dxa"/>
               <w:left w:w="100" w:type="dxa"/>
@@ -3043,6 +2912,7 @@
         <w:tc>
           <w:tcPr>
             <w:tcW w:w="2952" w:type="dxa"/>
+            <w:shd w:val="clear" w:color="auto" w:fill="FFFFFF" w:themeFill="background1"/>
             <w:tcMar>
               <w:top w:w="80" w:type="dxa"/>
               <w:left w:w="100" w:type="dxa"/>
@@ -3120,6 +2990,7 @@
         <w:tc>
           <w:tcPr>
             <w:tcW w:w="5688" w:type="dxa"/>
+            <w:shd w:val="clear" w:color="auto" w:fill="FFFFFF" w:themeFill="background1"/>
             <w:tcMar>
               <w:top w:w="80" w:type="dxa"/>
               <w:left w:w="100" w:type="dxa"/>
@@ -3154,7 +3025,7 @@
         <w:tc>
           <w:tcPr>
             <w:tcW w:w="2952" w:type="dxa"/>
-            <w:shd w:val="clear" w:color="auto" w:fill="F8F8FC"/>
+            <w:shd w:val="clear" w:color="auto" w:fill="FFFFFF" w:themeFill="background1"/>
             <w:tcMar>
               <w:top w:w="80" w:type="dxa"/>
               <w:left w:w="100" w:type="dxa"/>
@@ -3232,7 +3103,7 @@
         <w:tc>
           <w:tcPr>
             <w:tcW w:w="5688" w:type="dxa"/>
-            <w:shd w:val="clear" w:color="auto" w:fill="F8F8FC"/>
+            <w:shd w:val="clear" w:color="auto" w:fill="FFFFFF" w:themeFill="background1"/>
             <w:tcMar>
               <w:top w:w="80" w:type="dxa"/>
               <w:left w:w="100" w:type="dxa"/>
@@ -3267,6 +3138,7 @@
         <w:tc>
           <w:tcPr>
             <w:tcW w:w="2952" w:type="dxa"/>
+            <w:shd w:val="clear" w:color="auto" w:fill="FFFFFF" w:themeFill="background1"/>
             <w:tcMar>
               <w:top w:w="80" w:type="dxa"/>
               <w:left w:w="100" w:type="dxa"/>
@@ -3344,6 +3216,7 @@
         <w:tc>
           <w:tcPr>
             <w:tcW w:w="5688" w:type="dxa"/>
+            <w:shd w:val="clear" w:color="auto" w:fill="FFFFFF" w:themeFill="background1"/>
             <w:tcMar>
               <w:top w:w="80" w:type="dxa"/>
               <w:left w:w="100" w:type="dxa"/>
@@ -3376,7 +3249,7 @@
         <w:tc>
           <w:tcPr>
             <w:tcW w:w="2952" w:type="dxa"/>
-            <w:shd w:val="clear" w:color="auto" w:fill="F8F8FC"/>
+            <w:shd w:val="clear" w:color="auto" w:fill="FFFFFF" w:themeFill="background1"/>
             <w:tcMar>
               <w:top w:w="80" w:type="dxa"/>
               <w:left w:w="100" w:type="dxa"/>
@@ -3420,7 +3293,7 @@
         <w:tc>
           <w:tcPr>
             <w:tcW w:w="5688" w:type="dxa"/>
-            <w:shd w:val="clear" w:color="auto" w:fill="F8F8FC"/>
+            <w:shd w:val="clear" w:color="auto" w:fill="FFFFFF" w:themeFill="background1"/>
             <w:tcMar>
               <w:top w:w="80" w:type="dxa"/>
               <w:left w:w="100" w:type="dxa"/>
@@ -3458,15 +3331,7 @@
                 <w:sz w:val="20"/>
                 <w:lang w:val="ru-RU"/>
               </w:rPr>
-              <w:t xml:space="preserve"> и пер</w:t>
-            </w:r>
-            <w:r>
-              <w:rPr>
-                <w:color w:val="auto"/>
-                <w:sz w:val="20"/>
-                <w:lang w:val="ru-RU"/>
-              </w:rPr>
-              <w:t xml:space="preserve">едайте его в заголовке </w:t>
+              <w:t xml:space="preserve"> и передайте его в заголовке </w:t>
             </w:r>
             <w:r>
               <w:rPr>
@@ -3493,6 +3358,7 @@
         <w:tc>
           <w:tcPr>
             <w:tcW w:w="2952" w:type="dxa"/>
+            <w:shd w:val="clear" w:color="auto" w:fill="FFFFFF" w:themeFill="background1"/>
             <w:tcMar>
               <w:top w:w="80" w:type="dxa"/>
               <w:left w:w="100" w:type="dxa"/>
@@ -3554,6 +3420,7 @@
         <w:tc>
           <w:tcPr>
             <w:tcW w:w="5688" w:type="dxa"/>
+            <w:shd w:val="clear" w:color="auto" w:fill="FFFFFF" w:themeFill="background1"/>
             <w:tcMar>
               <w:top w:w="80" w:type="dxa"/>
               <w:left w:w="100" w:type="dxa"/>
@@ -3679,13 +3546,14 @@
       <w:pPr>
         <w:rPr>
           <w:color w:val="auto"/>
-          <w:lang w:val="ru-RU"/>
-        </w:rPr>
-      </w:pPr>
-      <w:r>
-        <w:rPr>
-          <w:color w:val="auto"/>
-          <w:sz w:val="24"/>
+          <w:szCs w:val="28"/>
+          <w:lang w:val="ru-RU"/>
+        </w:rPr>
+      </w:pPr>
+      <w:r>
+        <w:rPr>
+          <w:color w:val="auto"/>
+          <w:szCs w:val="28"/>
           <w:lang w:val="ru-RU"/>
         </w:rPr>
         <w:t xml:space="preserve">Для остановки сервера нажмите </w:t>
@@ -3693,14 +3561,14 @@
       <w:r>
         <w:rPr>
           <w:color w:val="auto"/>
-          <w:sz w:val="24"/>
+          <w:szCs w:val="28"/>
         </w:rPr>
         <w:t>Ctrl</w:t>
       </w:r>
       <w:r>
         <w:rPr>
           <w:color w:val="auto"/>
-          <w:sz w:val="24"/>
+          <w:szCs w:val="28"/>
           <w:lang w:val="ru-RU"/>
         </w:rPr>
         <w:t>+</w:t>
@@ -3708,14 +3576,14 @@
       <w:r>
         <w:rPr>
           <w:color w:val="auto"/>
-          <w:sz w:val="24"/>
+          <w:szCs w:val="28"/>
         </w:rPr>
         <w:t>C</w:t>
       </w:r>
       <w:r>
         <w:rPr>
           <w:color w:val="auto"/>
-          <w:sz w:val="24"/>
+          <w:szCs w:val="28"/>
           <w:lang w:val="ru-RU"/>
         </w:rPr>
         <w:t xml:space="preserve"> в его терминале. Не удаляйте файл </w:t>
@@ -3723,14 +3591,14 @@
       <w:r>
         <w:rPr>
           <w:color w:val="auto"/>
-          <w:sz w:val="24"/>
+          <w:szCs w:val="28"/>
         </w:rPr>
         <w:t>book</w:t>
       </w:r>
       <w:r>
         <w:rPr>
           <w:color w:val="auto"/>
-          <w:sz w:val="24"/>
+          <w:szCs w:val="28"/>
           <w:lang w:val="ru-RU"/>
         </w:rPr>
         <w:t>_</w:t>
@@ -3738,14 +3606,14 @@
       <w:r>
         <w:rPr>
           <w:color w:val="auto"/>
-          <w:sz w:val="24"/>
+          <w:szCs w:val="28"/>
         </w:rPr>
         <w:t>ledger</w:t>
       </w:r>
       <w:r>
         <w:rPr>
           <w:color w:val="auto"/>
-          <w:sz w:val="24"/>
+          <w:szCs w:val="28"/>
           <w:lang w:val="ru-RU"/>
         </w:rPr>
         <w:t>.</w:t>
@@ -3754,7 +3622,7 @@
       <w:r>
         <w:rPr>
           <w:color w:val="auto"/>
-          <w:sz w:val="24"/>
+          <w:szCs w:val="28"/>
         </w:rPr>
         <w:t>sqlite</w:t>
       </w:r>
@@ -3762,18 +3630,10 @@
       <w:r>
         <w:rPr>
           <w:color w:val="auto"/>
-          <w:sz w:val="24"/>
-          <w:lang w:val="ru-RU"/>
-        </w:rPr>
-        <w:t>3, если</w:t>
-      </w:r>
-      <w:r>
-        <w:rPr>
-          <w:color w:val="auto"/>
-          <w:sz w:val="24"/>
-          <w:lang w:val="ru-RU"/>
-        </w:rPr>
-        <w:t xml:space="preserve"> хотите сохранить записи. Для резервной копии остановите сервер и скопируйте файл базы в безопасную папку. Перед публичным размещением измените демонстрационный пароль и секретные настройки.</w:t>
+          <w:szCs w:val="28"/>
+          <w:lang w:val="ru-RU"/>
+        </w:rPr>
+        <w:t>3, если хотите сохранить записи. Для резервной копии остановите сервер и скопируйте файл базы в безопасную папку. Перед публичным размещением измените демонстрационный пароль и секретные настройки.</w:t>
       </w:r>
     </w:p>
     <w:sectPr>
@@ -3839,7 +3699,7 @@
       <w:rPr>
         <w:noProof/>
       </w:rPr>
-      <w:t>2</w:t>
+      <w:t>3</w:t>
     </w:r>
     <w:r>
       <w:fldChar w:fldCharType="end"/>
@@ -15787,7 +15647,7 @@
 </file>
 
 <file path=customXml/itemProps1.xml><?xml version="1.0" encoding="utf-8"?>
-<ds:datastoreItem xmlns:ds="http://schemas.openxmlformats.org/officeDocument/2006/customXml" ds:itemID="{9F9B4805-EF85-4BB1-9A75-9511D8AF73EA}">
+<ds:datastoreItem xmlns:ds="http://schemas.openxmlformats.org/officeDocument/2006/customXml" ds:itemID="{AD4B4EDB-F1E7-4ED9-AA99-AD9C8C2D3EB6}">
   <ds:schemaRefs>
     <ds:schemaRef ds:uri="http://schemas.openxmlformats.org/officeDocument/2006/bibliography"/>
   </ds:schemaRefs>
